--- a/docs/project-proposal-and-approval.docx
+++ b/docs/project-proposal-and-approval.docx
@@ -317,21 +317,82 @@
                 <w:sz w:val="22"/>
                 <w:szCs w:val="28"/>
               </w:rPr>
-              <w:t>Thebe Segootsane 202306366, Kaelo Wadingal</w:t>
+              <w:t xml:space="preserve">Thebe Segootsane 202306366, Kaelo </w:t>
+            </w:r>
+            <w:proofErr w:type="spellStart"/>
+            <w:r>
+              <w:rPr>
+                <w:sz w:val="22"/>
+                <w:szCs w:val="28"/>
+              </w:rPr>
+              <w:t>Wadingal</w:t>
             </w:r>
             <w:r>
               <w:rPr>
                 <w:sz w:val="22"/>
                 <w:szCs w:val="28"/>
               </w:rPr>
-              <w:t>0 202306</w:t>
+              <w:t>o</w:t>
+            </w:r>
+            <w:proofErr w:type="spellEnd"/>
+            <w:r>
+              <w:rPr>
+                <w:sz w:val="22"/>
+                <w:szCs w:val="28"/>
+              </w:rPr>
+              <w:t xml:space="preserve"> 202306</w:t>
             </w:r>
             <w:r>
               <w:rPr>
                 <w:sz w:val="22"/>
                 <w:szCs w:val="28"/>
               </w:rPr>
-              <w:t>578</w:t>
+              <w:t>842</w:t>
+            </w:r>
+            <w:r>
+              <w:rPr>
+                <w:sz w:val="22"/>
+                <w:szCs w:val="28"/>
+              </w:rPr>
+              <w:t>,</w:t>
+            </w:r>
+            <w:r>
+              <w:t xml:space="preserve"> </w:t>
+            </w:r>
+            <w:r>
+              <w:rPr>
+                <w:sz w:val="22"/>
+                <w:szCs w:val="28"/>
+              </w:rPr>
+              <w:t>Hope Katso Toki 202307521</w:t>
+            </w:r>
+            <w:r>
+              <w:rPr>
+                <w:sz w:val="22"/>
+                <w:szCs w:val="28"/>
+              </w:rPr>
+              <w:t xml:space="preserve">, </w:t>
+            </w:r>
+            <w:r>
+              <w:rPr>
+                <w:sz w:val="22"/>
+                <w:szCs w:val="28"/>
+              </w:rPr>
+              <w:t>Katlo Ronald Benson</w:t>
+            </w:r>
+            <w:r>
+              <w:rPr>
+                <w:sz w:val="22"/>
+                <w:szCs w:val="28"/>
+              </w:rPr>
+              <w:t xml:space="preserve"> </w:t>
+            </w:r>
+            <w:r>
+              <w:rPr>
+                <w:sz w:val="22"/>
+                <w:szCs w:val="28"/>
+              </w:rPr>
+              <w:t>202304358</w:t>
             </w:r>
           </w:p>
         </w:tc>
@@ -458,11 +519,10 @@
             </w:pPr>
             <w:r>
               <w:rPr>
-                <w:i/>
-                <w:sz w:val="22"/>
-                <w:szCs w:val="28"/>
-              </w:rPr>
-              <w:t>[Insert commit hash or tag]</w:t>
+                <w:sz w:val="22"/>
+                <w:szCs w:val="28"/>
+              </w:rPr>
+              <w:t>lab2-proposal-v1</w:t>
             </w:r>
           </w:p>
         </w:tc>
@@ -587,23 +647,7 @@
                 <w:sz w:val="22"/>
                 <w:szCs w:val="28"/>
               </w:rPr>
-              <w:t xml:space="preserve">This proposal is based on our own </w:t>
-            </w:r>
-            <w:proofErr w:type="gramStart"/>
-            <w:r>
-              <w:rPr>
-                <w:sz w:val="22"/>
-                <w:szCs w:val="28"/>
-              </w:rPr>
-              <w:t>investigated problem</w:t>
-            </w:r>
-            <w:proofErr w:type="gramEnd"/>
-            <w:r>
-              <w:rPr>
-                <w:sz w:val="22"/>
-                <w:szCs w:val="28"/>
-              </w:rPr>
-              <w:t>. It is not the University Service Hub lecturer case.</w:t>
+              <w:t>This proposal is based on our own investigated problem. It is not the University Service Hub lecturer case.</w:t>
             </w:r>
           </w:p>
         </w:tc>
@@ -656,71 +700,7 @@
           <w:sz w:val="20"/>
           <w:szCs w:val="28"/>
         </w:rPr>
-        <w:t xml:space="preserve">Students at the University of Botswana regularly need small errands </w:t>
-      </w:r>
-      <w:proofErr w:type="gramStart"/>
-      <w:r>
-        <w:rPr>
-          <w:sz w:val="20"/>
-          <w:szCs w:val="28"/>
-        </w:rPr>
-        <w:t>run:</w:t>
-      </w:r>
-      <w:proofErr w:type="gramEnd"/>
-      <w:r>
-        <w:rPr>
-          <w:sz w:val="20"/>
-          <w:szCs w:val="28"/>
-        </w:rPr>
-        <w:t xml:space="preserve"> collecting a parcel from a courier point, standing in a long registration or bank queue, buying an item in town, or printing and submitting a document before a deadline. Lectures, labs and part-time commitments often make it impossible for a student to do this themselves in time. When this happens, students currently ask around informally, usually </w:t>
-      </w:r>
-      <w:proofErr w:type="gramStart"/>
-      <w:r>
-        <w:rPr>
-          <w:sz w:val="20"/>
-          <w:szCs w:val="28"/>
-        </w:rPr>
-        <w:t>in residence</w:t>
-      </w:r>
-      <w:proofErr w:type="gramEnd"/>
-      <w:r>
-        <w:rPr>
-          <w:sz w:val="20"/>
-          <w:szCs w:val="28"/>
-        </w:rPr>
-        <w:t xml:space="preserve"> WhatsApp groups or by word of mouth, to find a classmate willing to help. This works unevenly: a request can sit unanswered for hours, a willing helper is not always someone the requester knows or trusts, and once someone agrees there is no shared record of what was </w:t>
-      </w:r>
-      <w:proofErr w:type="gramStart"/>
-      <w:r>
-        <w:rPr>
-          <w:sz w:val="20"/>
-          <w:szCs w:val="28"/>
-        </w:rPr>
-        <w:t>actually agreed</w:t>
-      </w:r>
-      <w:proofErr w:type="gramEnd"/>
-      <w:r>
-        <w:rPr>
-          <w:sz w:val="20"/>
-          <w:szCs w:val="28"/>
-        </w:rPr>
-        <w:t xml:space="preserve">, including the task, the price and the deadline. When something goes wrong, such as a helper who does not show up, buys the wrong item, or a disagreement over whether payment was made, neither side has anything to point back to. This creates real cost for both requesters, who lose time and sometimes money, and helpers, who can be unfairly blamed with no record </w:t>
-      </w:r>
-      <w:proofErr w:type="gramStart"/>
-      <w:r>
-        <w:rPr>
-          <w:sz w:val="20"/>
-          <w:szCs w:val="28"/>
-        </w:rPr>
-        <w:t>to defend</w:t>
-      </w:r>
-      <w:proofErr w:type="gramEnd"/>
-      <w:r>
-        <w:rPr>
-          <w:sz w:val="20"/>
-          <w:szCs w:val="28"/>
-        </w:rPr>
-        <w:t xml:space="preserve"> themselves. Campus Concierge addresses this by giving students one shared place to post an errand, find a willing helper, agree explicit terms before work begins, and keep a traceable record of the deal as it happens.</w:t>
+        <w:t>Students at the University of Botswana regularly need small errands run: collecting a parcel from a courier point, standing in a long registration or bank queue, buying an item in town, or printing and submitting a document before a deadline. Lectures, labs and part-time commitments often make it impossible for a student to do this themselves in time. When this happens, students currently ask around informally, usually in residence WhatsApp groups or by word of mouth, to find a classmate willing to help. This works unevenly: a request can sit unanswered for hours, a willing helper is not always someone the requester knows or trusts, and once someone agrees there is no shared record of what was actually agreed, including the task, the price and the deadline. When something goes wrong, such as a helper who does not show up, buys the wrong item, or a disagreement over whether payment was made, neither side has anything to point back to. This creates real cost for both requesters, who lose time and sometimes money, and helpers, who can be unfairly blamed with no record to defend themselves. Campus Concierge addresses this by giving students one shared place to post an errand, find a willing helper, agree explicit terms before work begins, and keep a traceable record of the deal as it happens.</w:t>
       </w:r>
     </w:p>
     <w:p>
@@ -1326,7 +1306,7 @@
                 <w:sz w:val="22"/>
                 <w:szCs w:val="28"/>
               </w:rPr>
-              <w:t>During a pilot with real errand requests, match at least 80% of posted errands with an accepting helper within 2 hours.</w:t>
+              <w:t>In controlled prototype test scenarios (not a real pilot, per lecturer condition R5), correctly match at least 80% of scenario cases with an eligible helper within the 10-minute acceptance window.</w:t>
             </w:r>
           </w:p>
         </w:tc>
@@ -1868,17 +1848,8 @@
                 <w:sz w:val="22"/>
                 <w:szCs w:val="28"/>
               </w:rPr>
-              <w:t xml:space="preserve">Unfairly blamed with no record of what was </w:t>
+              <w:t>Unfairly blamed with no record of what was actually agreed</w:t>
             </w:r>
-            <w:proofErr w:type="gramStart"/>
-            <w:r>
-              <w:rPr>
-                <w:sz w:val="22"/>
-                <w:szCs w:val="28"/>
-              </w:rPr>
-              <w:t>actually agreed</w:t>
-            </w:r>
-            <w:proofErr w:type="gramEnd"/>
           </w:p>
         </w:tc>
         <w:tc>
@@ -2473,7 +2444,7 @@
                 <w:sz w:val="22"/>
                 <w:szCs w:val="28"/>
               </w:rPr>
-              <w:t>Posting an errand request under a defined category with its standard price</w:t>
+              <w:t>Posting an errand request under one of the two approved categories for this vertical slice, Parcel Collection or Non-assessed Document Printing/Collection, each with its own standard price</w:t>
             </w:r>
           </w:p>
         </w:tc>
@@ -2511,21 +2482,12 @@
               <w:rPr>
                 <w:sz w:val="22"/>
               </w:rPr>
-              <w:t>Per-</w:t>
+              <w:t>Per-errand price negotiation between requester and helper</w:t>
             </w:r>
-            <w:proofErr w:type="gramStart"/>
+          </w:p>
+          <w:p>
             <w:r>
-              <w:rPr>
-                <w:sz w:val="22"/>
-              </w:rPr>
-              <w:t>errand</w:t>
-            </w:r>
-            <w:proofErr w:type="gramEnd"/>
-            <w:r>
-              <w:rPr>
-                <w:sz w:val="22"/>
-              </w:rPr>
-              <w:t xml:space="preserve"> price negotiation between requester and helper</w:t>
+              <w:t>Prohibited errand types (never allowed): bank or identity representation, submission of assessed academic work, confidential/sensitive documents, restricted goods, high-value purchases, unsafe off-campus travel, or any task requiring the helper to impersonate the requester</w:t>
             </w:r>
           </w:p>
         </w:tc>
@@ -3041,23 +3003,15 @@
           <w:sz w:val="20"/>
           <w:szCs w:val="28"/>
         </w:rPr>
-        <w:t xml:space="preserve">1. Requester logs in, selects an errand category (with its standard price) and posts the errand with task details and a deadline. 2. Campus Concierge automatically assigns the errand to the next available registered helper. 3. The assigned helper is notified and confirms or declines; a decline returns the errand to the queue for reassignment to the next available helper. 4. Once confirmed, the system locks the agreed terms (task, category, standard price, deadline) and reveals contact/meeting details to both parties. Rule to </w:t>
+        <w:t xml:space="preserve">1. Requester logs in, selects one of the two approved categories (with its standard price) and posts the errand with task details and a deadline; a prohibited or non-approved category is rejected at creation, not later. 2. Campus Concierge automatically assigns the errand to the next available registered helper. 3. The assigned helper has 10 minutes to confirm or decline; a decline or a timeout immediately reassigns the errand to the next available helper, and the failed assignment is recorded against the original helper. If no eligible helper exists, the errand enters a backlog state and is retried as helpers become available. 4. Once confirmed, the system locks the agreed terms (task, category, standard price, deadline) and reveals contact/meeting details to both parties. Rule to enforce: terms cannot be unilaterally edited once confirmed. 5. The helper marks the errand as in progress, then completed. 6. Cancellation: the requester may cancel freely before acceptance; after acceptance, cancellation requires a stated reason and is recorded. 7. No-show handling: a helper who cannot find the requester at the handoff point waits 10 minutes, then reports a requester no-show; a requester whose helper does not arrive within the agreed window reports a helper no-show. Either no-show is recorded and may be escalated to a dispute. 8. Dispute resolution: either party may open a dispute; the system captures the recorded event history as evidence, an app admin reviews it, and the resolution is recorded with a timestamp. 9. Failure/exception to test: an assigned </w:t>
       </w:r>
-      <w:proofErr w:type="gramStart"/>
       <w:r>
         <w:rPr>
           <w:sz w:val="20"/>
           <w:szCs w:val="28"/>
         </w:rPr>
-        <w:t>enforce:</w:t>
-      </w:r>
-      <w:proofErr w:type="gramEnd"/>
-      <w:r>
-        <w:rPr>
-          <w:sz w:val="20"/>
-          <w:szCs w:val="28"/>
-        </w:rPr>
-        <w:t xml:space="preserve"> terms cannot be unilaterally edited once confirmed. 5. The helper marks the errand as in progress, then completed. 6. The requester confirms completion, or files a dispute if the errand was not completed as agreed. 7. Failure/exception to test: an assigned helper does not respond within a set window; the system reassigns the errand to the next available helper and logs the missed assignment against the original helper.</w:t>
+        <w:lastRenderedPageBreak/>
+        <w:t>helper does not respond within the 10-minute window; the system reassigns the errand to the next available helper and logs the missed assignment against the original helper.</w:t>
       </w:r>
     </w:p>
     <w:p>
@@ -3522,7 +3476,7 @@
                 <w:sz w:val="22"/>
                 <w:szCs w:val="28"/>
               </w:rPr>
-              <w:t>Only admin-vetted, registered helpers can be auto-assigned an errand</w:t>
+              <w:t>Only admin-vetted, registered helpers can be auto-assigned an errand; prohibited categories are rejected at creation (BR-01, BR-02)</w:t>
             </w:r>
           </w:p>
         </w:tc>
@@ -3615,23 +3569,7 @@
                 <w:sz w:val="22"/>
                 <w:szCs w:val="28"/>
               </w:rPr>
-              <w:t xml:space="preserve">Accessibility </w:t>
-            </w:r>
-            <w:proofErr w:type="gramStart"/>
-            <w:r>
-              <w:rPr>
-                <w:sz w:val="22"/>
-                <w:szCs w:val="28"/>
-              </w:rPr>
-              <w:t>on</w:t>
-            </w:r>
-            <w:proofErr w:type="gramEnd"/>
-            <w:r>
-              <w:rPr>
-                <w:sz w:val="22"/>
-                <w:szCs w:val="28"/>
-              </w:rPr>
-              <w:t xml:space="preserve"> limited data versus richer real-time matching</w:t>
+              <w:t>Accessibility on limited data versus richer real-time matching</w:t>
             </w:r>
           </w:p>
         </w:tc>
@@ -3820,7 +3758,7 @@
                 <w:sz w:val="22"/>
                 <w:szCs w:val="28"/>
               </w:rPr>
-              <w:t>Post, match, accept, complete flow for one errand category</w:t>
+              <w:t>Post, match, accept, complete flow for the two approved categories: Parcel Collection and Non-assessed Document Printing/Collection</w:t>
             </w:r>
           </w:p>
         </w:tc>
@@ -4290,6 +4228,7 @@
                 <w:sz w:val="22"/>
                 <w:szCs w:val="28"/>
               </w:rPr>
+              <w:lastRenderedPageBreak/>
               <w:t>Fabricated ratings or reviews could be used to game the trust signal</w:t>
             </w:r>
           </w:p>
@@ -4421,7 +4360,6 @@
                 <w:sz w:val="22"/>
                 <w:szCs w:val="28"/>
               </w:rPr>
-              <w:lastRenderedPageBreak/>
               <w:t>The vetted helper pool may be too small to keep up with demand during busy periods</w:t>
             </w:r>
           </w:p>
@@ -4769,7 +4707,7 @@
                 <w:sz w:val="20"/>
                 <w:szCs w:val="28"/>
               </w:rPr>
-              <w:t>[ ]</w:t>
+              <w:t>[x]</w:t>
             </w:r>
           </w:p>
         </w:tc>
@@ -5018,11 +4956,41 @@
             <w:pPr>
               <w:keepLines/>
               <w:spacing w:after="0" w:line="240" w:lineRule="auto"/>
-              <w:rPr>
-                <w:sz w:val="22"/>
-                <w:szCs w:val="28"/>
-              </w:rPr>
             </w:pPr>
+            <w:r>
+              <w:t xml:space="preserve">Six conditions issued (R1-R6): restrict to two low-risk categories, prohibit unsafe/high-risk errand types, define timeout/reassignment/cancellation/no-show/dispute rules, no payment processing, evaluate via controlled scenarios not a real pilot, submit a Level 0 context diagram. </w:t>
+            </w:r>
+          </w:p>
+          <w:p>
+            <w:pPr>
+              <w:keepLines/>
+              <w:spacing w:after="0" w:line="240" w:lineRule="auto"/>
+            </w:pPr>
+          </w:p>
+          <w:p>
+            <w:pPr>
+              <w:keepLines/>
+              <w:spacing w:after="0" w:line="240" w:lineRule="auto"/>
+            </w:pPr>
+          </w:p>
+          <w:p>
+            <w:pPr>
+              <w:keepLines/>
+              <w:spacing w:after="0" w:line="240" w:lineRule="auto"/>
+            </w:pPr>
+          </w:p>
+          <w:p>
+            <w:pPr>
+              <w:keepLines/>
+              <w:spacing w:after="0" w:line="240" w:lineRule="auto"/>
+              <w:rPr>
+                <w:sz w:val="22"/>
+                <w:szCs w:val="28"/>
+              </w:rPr>
+            </w:pPr>
+            <w:r>
+              <w:t>All six addressed in design-record/001-007 and models/context/level-0-context.drawio. See docs/lecturer-feedback.md for the full mapping.</w:t>
+            </w:r>
           </w:p>
         </w:tc>
       </w:tr>
